--- a/outputs/Alok_Saraswat_Europass_CV.docx
+++ b/outputs/Alok_Saraswat_Europass_CV.docx
@@ -59,7 +59,7 @@
           <w:sz w:val="20"/>
           <w:szCs w:val="20"/>
         </w:rPr>
-        <w:t xml:space="preserve">AI / ML Engineer  •  LLM &amp; Voice AI  •  MLOps &amp; Production Deep Learning</w:t>
+        <w:t xml:space="preserve">Senior MLOps Engineer  •  AI / ML  •  LLM &amp; Voice AI  •  Production Deep Learning</w:t>
       </w:r>
     </w:p>
     <w:p>
@@ -858,7 +858,7 @@
                 <w:sz w:val="20"/>
                 <w:szCs w:val="20"/>
               </w:rPr>
-              <w:t xml:space="preserve">AI / ML Engineer</w:t>
+              <w:t xml:space="preserve">Senior MLOps Engineer</w:t>
             </w:r>
           </w:p>
           <w:p>
